--- a/04-目标系统需求分析/系统功能结构说明.docx
+++ b/04-目标系统需求分析/系统功能结构说明.docx
@@ -12,13 +12,19 @@
       </w:r>
     </w:p>
     <w:p>
+      <w:pPr>
+        <w:ind w:left="283"/>
+      </w:pPr>
       <w:r>
-        <w:t>&gt; 所属阶段：第四阶段（目标系统需求分析报告）</w:t>
+        <w:t>所属阶段：第四阶段（目标系统需求分析报告）</w:t>
       </w:r>
     </w:p>
     <w:p>
+      <w:pPr>
+        <w:ind w:left="283"/>
+      </w:pPr>
       <w:r>
-        <w:t>&gt; 来源：业务结构 B1–B8 → 系统功能模块 M1–M8，加系统支撑 M0</w:t>
+        <w:t>来源：业务结构 B1–B8 → 系统功能模块 M1–M8，加系统支撑 M0</w:t>
       </w:r>
     </w:p>
     <w:p>
@@ -36,33 +42,33 @@
         <w:tblLook w:firstColumn="1" w:firstRow="1" w:lastColumn="0" w:lastRow="0" w:noHBand="0" w:noVBand="1" w:val="04A0"/>
       </w:tblPr>
       <w:tblGrid>
-        <w:gridCol w:w="2161"/>
-        <w:gridCol w:w="2161"/>
-        <w:gridCol w:w="2161"/>
-        <w:gridCol w:w="2161"/>
+        <w:gridCol w:w="2493"/>
+        <w:gridCol w:w="2493"/>
+        <w:gridCol w:w="2493"/>
+        <w:gridCol w:w="2493"/>
       </w:tblGrid>
       <w:tr>
         <w:tc>
           <w:tcPr>
-            <w:tcW w:type="dxa" w:w="2161"/>
+            <w:tcW w:type="dxa" w:w="2493"/>
           </w:tcPr>
           <w:p/>
         </w:tc>
         <w:tc>
           <w:tcPr>
-            <w:tcW w:type="dxa" w:w="2161"/>
+            <w:tcW w:type="dxa" w:w="2493"/>
           </w:tcPr>
           <w:p/>
         </w:tc>
         <w:tc>
           <w:tcPr>
-            <w:tcW w:type="dxa" w:w="2161"/>
+            <w:tcW w:type="dxa" w:w="2493"/>
           </w:tcPr>
           <w:p/>
         </w:tc>
         <w:tc>
           <w:tcPr>
-            <w:tcW w:type="dxa" w:w="2161"/>
+            <w:tcW w:type="dxa" w:w="2493"/>
           </w:tcPr>
           <w:p/>
         </w:tc>
@@ -70,13 +76,13 @@
       <w:tr>
         <w:tc>
           <w:tcPr>
-            <w:tcW w:type="dxa" w:w="2161"/>
+            <w:tcW w:type="dxa" w:w="2493"/>
           </w:tcPr>
           <w:p>
             <w:r>
               <w:rPr>
                 <w:rFonts w:ascii="Times New Roman" w:hAnsi="Times New Roman" w:eastAsia="宋体"/>
-                <w:sz w:val="19"/>
+                <w:sz w:val="17"/>
               </w:rPr>
               <w:t>模块</w:t>
             </w:r>
@@ -84,13 +90,13 @@
         </w:tc>
         <w:tc>
           <w:tcPr>
-            <w:tcW w:type="dxa" w:w="2161"/>
+            <w:tcW w:type="dxa" w:w="2493"/>
           </w:tcPr>
           <w:p>
             <w:r>
               <w:rPr>
                 <w:rFonts w:ascii="Times New Roman" w:hAnsi="Times New Roman" w:eastAsia="宋体"/>
-                <w:sz w:val="19"/>
+                <w:sz w:val="17"/>
               </w:rPr>
               <w:t>对应业务板块</w:t>
             </w:r>
@@ -98,13 +104,13 @@
         </w:tc>
         <w:tc>
           <w:tcPr>
-            <w:tcW w:type="dxa" w:w="2161"/>
+            <w:tcW w:type="dxa" w:w="2493"/>
           </w:tcPr>
           <w:p>
             <w:r>
               <w:rPr>
                 <w:rFonts w:ascii="Times New Roman" w:hAnsi="Times New Roman" w:eastAsia="宋体"/>
-                <w:sz w:val="19"/>
+                <w:sz w:val="17"/>
               </w:rPr>
               <w:t>功能点</w:t>
             </w:r>
@@ -112,13 +118,13 @@
         </w:tc>
         <w:tc>
           <w:tcPr>
-            <w:tcW w:type="dxa" w:w="2161"/>
+            <w:tcW w:type="dxa" w:w="2493"/>
           </w:tcPr>
           <w:p>
             <w:r>
               <w:rPr>
                 <w:rFonts w:ascii="Times New Roman" w:hAnsi="Times New Roman" w:eastAsia="宋体"/>
-                <w:sz w:val="19"/>
+                <w:sz w:val="17"/>
               </w:rPr>
               <w:t>关联需求</w:t>
             </w:r>
@@ -128,13 +134,13 @@
       <w:tr>
         <w:tc>
           <w:tcPr>
-            <w:tcW w:type="dxa" w:w="2161"/>
+            <w:tcW w:type="dxa" w:w="2493"/>
           </w:tcPr>
           <w:p>
             <w:r>
               <w:rPr>
                 <w:rFonts w:ascii="Times New Roman" w:hAnsi="Times New Roman" w:eastAsia="宋体"/>
-                <w:sz w:val="19"/>
+                <w:sz w:val="17"/>
               </w:rPr>
               <w:t>M0 系统支撑</w:t>
             </w:r>
@@ -142,13 +148,13 @@
         </w:tc>
         <w:tc>
           <w:tcPr>
-            <w:tcW w:type="dxa" w:w="2161"/>
+            <w:tcW w:type="dxa" w:w="2493"/>
           </w:tcPr>
           <w:p>
             <w:r>
               <w:rPr>
                 <w:rFonts w:ascii="Times New Roman" w:hAnsi="Times New Roman" w:eastAsia="宋体"/>
-                <w:sz w:val="19"/>
+                <w:sz w:val="17"/>
               </w:rPr>
               <w:t>全角色支撑</w:t>
             </w:r>
@@ -156,29 +162,29 @@
         </w:tc>
         <w:tc>
           <w:tcPr>
-            <w:tcW w:type="dxa" w:w="2161"/>
+            <w:tcW w:type="dxa" w:w="2493"/>
           </w:tcPr>
           <w:p>
             <w:r>
               <w:rPr>
                 <w:rFonts w:ascii="Times New Roman" w:hAnsi="Times New Roman" w:eastAsia="宋体"/>
-                <w:sz w:val="19"/>
+                <w:sz w:val="17"/>
               </w:rPr>
-              <w:t>用户与权限、基础数据（字典/课程目录/器材/教练）、日志审计</w:t>
+              <w:t>用户与权限、两步身份登录、按角色导航、列表分页与搜索、基础数据（字典/课程目录/器材/教练/场馆）、日志审计</w:t>
             </w:r>
           </w:p>
         </w:tc>
         <w:tc>
           <w:tcPr>
-            <w:tcW w:type="dxa" w:w="2161"/>
+            <w:tcW w:type="dxa" w:w="2493"/>
           </w:tcPr>
           <w:p>
             <w:r>
               <w:rPr>
                 <w:rFonts w:ascii="Times New Roman" w:hAnsi="Times New Roman" w:eastAsia="宋体"/>
-                <w:sz w:val="19"/>
+                <w:sz w:val="17"/>
               </w:rPr>
-              <w:t>REQ-M0-001~003</w:t>
+              <w:t>REQ-M0-001~005</w:t>
             </w:r>
           </w:p>
         </w:tc>
@@ -186,13 +192,13 @@
       <w:tr>
         <w:tc>
           <w:tcPr>
-            <w:tcW w:type="dxa" w:w="2161"/>
+            <w:tcW w:type="dxa" w:w="2493"/>
           </w:tcPr>
           <w:p>
             <w:r>
               <w:rPr>
                 <w:rFonts w:ascii="Times New Roman" w:hAnsi="Times New Roman" w:eastAsia="宋体"/>
-                <w:sz w:val="19"/>
+                <w:sz w:val="17"/>
               </w:rPr>
               <w:t>M1 会籍管理</w:t>
             </w:r>
@@ -200,13 +206,13 @@
         </w:tc>
         <w:tc>
           <w:tcPr>
-            <w:tcW w:type="dxa" w:w="2161"/>
+            <w:tcW w:type="dxa" w:w="2493"/>
           </w:tcPr>
           <w:p>
             <w:r>
               <w:rPr>
                 <w:rFonts w:ascii="Times New Roman" w:hAnsi="Times New Roman" w:eastAsia="宋体"/>
-                <w:sz w:val="19"/>
+                <w:sz w:val="17"/>
               </w:rPr>
               <w:t>B1</w:t>
             </w:r>
@@ -214,13 +220,13 @@
         </w:tc>
         <w:tc>
           <w:tcPr>
-            <w:tcW w:type="dxa" w:w="2161"/>
+            <w:tcW w:type="dxa" w:w="2493"/>
           </w:tcPr>
           <w:p>
             <w:r>
               <w:rPr>
                 <w:rFonts w:ascii="Times New Roman" w:hAnsi="Times New Roman" w:eastAsia="宋体"/>
-                <w:sz w:val="19"/>
+                <w:sz w:val="17"/>
               </w:rPr>
               <w:t>会员档案、办卡、续费、冻结/解冻、过期处理、合同管理</w:t>
             </w:r>
@@ -228,13 +234,13 @@
         </w:tc>
         <w:tc>
           <w:tcPr>
-            <w:tcW w:type="dxa" w:w="2161"/>
+            <w:tcW w:type="dxa" w:w="2493"/>
           </w:tcPr>
           <w:p>
             <w:r>
               <w:rPr>
                 <w:rFonts w:ascii="Times New Roman" w:hAnsi="Times New Roman" w:eastAsia="宋体"/>
-                <w:sz w:val="19"/>
+                <w:sz w:val="17"/>
               </w:rPr>
               <w:t>REQ-B1-001~005</w:t>
             </w:r>
@@ -244,13 +250,13 @@
       <w:tr>
         <w:tc>
           <w:tcPr>
-            <w:tcW w:type="dxa" w:w="2161"/>
+            <w:tcW w:type="dxa" w:w="2493"/>
           </w:tcPr>
           <w:p>
             <w:r>
               <w:rPr>
                 <w:rFonts w:ascii="Times New Roman" w:hAnsi="Times New Roman" w:eastAsia="宋体"/>
-                <w:sz w:val="19"/>
+                <w:sz w:val="17"/>
               </w:rPr>
               <w:t>M2 会员服务</w:t>
             </w:r>
@@ -258,13 +264,13 @@
         </w:tc>
         <w:tc>
           <w:tcPr>
-            <w:tcW w:type="dxa" w:w="2161"/>
+            <w:tcW w:type="dxa" w:w="2493"/>
           </w:tcPr>
           <w:p>
             <w:r>
               <w:rPr>
                 <w:rFonts w:ascii="Times New Roman" w:hAnsi="Times New Roman" w:eastAsia="宋体"/>
-                <w:sz w:val="19"/>
+                <w:sz w:val="17"/>
               </w:rPr>
               <w:t>B2</w:t>
             </w:r>
@@ -272,13 +278,13 @@
         </w:tc>
         <w:tc>
           <w:tcPr>
-            <w:tcW w:type="dxa" w:w="2161"/>
+            <w:tcW w:type="dxa" w:w="2493"/>
           </w:tcPr>
           <w:p>
             <w:r>
               <w:rPr>
                 <w:rFonts w:ascii="Times New Roman" w:hAnsi="Times New Roman" w:eastAsia="宋体"/>
-                <w:sz w:val="19"/>
+                <w:sz w:val="17"/>
               </w:rPr>
               <w:t>通知提醒、跟进任务（新会员/高风险）、跟进记录</w:t>
             </w:r>
@@ -286,13 +292,13 @@
         </w:tc>
         <w:tc>
           <w:tcPr>
-            <w:tcW w:type="dxa" w:w="2161"/>
+            <w:tcW w:type="dxa" w:w="2493"/>
           </w:tcPr>
           <w:p>
             <w:r>
               <w:rPr>
                 <w:rFonts w:ascii="Times New Roman" w:hAnsi="Times New Roman" w:eastAsia="宋体"/>
-                <w:sz w:val="19"/>
+                <w:sz w:val="17"/>
               </w:rPr>
               <w:t>REQ-B2-001~002</w:t>
             </w:r>
@@ -302,13 +308,13 @@
       <w:tr>
         <w:tc>
           <w:tcPr>
-            <w:tcW w:type="dxa" w:w="2161"/>
+            <w:tcW w:type="dxa" w:w="2493"/>
           </w:tcPr>
           <w:p>
             <w:r>
               <w:rPr>
                 <w:rFonts w:ascii="Times New Roman" w:hAnsi="Times New Roman" w:eastAsia="宋体"/>
-                <w:sz w:val="19"/>
+                <w:sz w:val="17"/>
               </w:rPr>
               <w:t>M3 课程与排课</w:t>
             </w:r>
@@ -316,13 +322,13 @@
         </w:tc>
         <w:tc>
           <w:tcPr>
-            <w:tcW w:type="dxa" w:w="2161"/>
+            <w:tcW w:type="dxa" w:w="2493"/>
           </w:tcPr>
           <w:p>
             <w:r>
               <w:rPr>
                 <w:rFonts w:ascii="Times New Roman" w:hAnsi="Times New Roman" w:eastAsia="宋体"/>
-                <w:sz w:val="19"/>
+                <w:sz w:val="17"/>
               </w:rPr>
               <w:t>B3</w:t>
             </w:r>
@@ -330,29 +336,29 @@
         </w:tc>
         <w:tc>
           <w:tcPr>
-            <w:tcW w:type="dxa" w:w="2161"/>
+            <w:tcW w:type="dxa" w:w="2493"/>
           </w:tcPr>
           <w:p>
             <w:r>
               <w:rPr>
                 <w:rFonts w:ascii="Times New Roman" w:hAnsi="Times New Roman" w:eastAsia="宋体"/>
-                <w:sz w:val="19"/>
+                <w:sz w:val="17"/>
               </w:rPr>
-              <w:t>课程管理、排课、冲突检测、发布与名额、候补队列、教练管理</w:t>
+              <w:t>课程管理、排课（管理员/店长）、冲突检测、发布与名额、候补队列、**教练档案与教练端（课表/学员名单/核销签到）**</w:t>
             </w:r>
           </w:p>
         </w:tc>
         <w:tc>
           <w:tcPr>
-            <w:tcW w:type="dxa" w:w="2161"/>
+            <w:tcW w:type="dxa" w:w="2493"/>
           </w:tcPr>
           <w:p>
             <w:r>
               <w:rPr>
                 <w:rFonts w:ascii="Times New Roman" w:hAnsi="Times New Roman" w:eastAsia="宋体"/>
-                <w:sz w:val="19"/>
+                <w:sz w:val="17"/>
               </w:rPr>
-              <w:t>REQ-B3-001~002</w:t>
+              <w:t>REQ-B3-001~006</w:t>
             </w:r>
           </w:p>
         </w:tc>
@@ -360,13 +366,13 @@
       <w:tr>
         <w:tc>
           <w:tcPr>
-            <w:tcW w:type="dxa" w:w="2161"/>
+            <w:tcW w:type="dxa" w:w="2493"/>
           </w:tcPr>
           <w:p>
             <w:r>
               <w:rPr>
                 <w:rFonts w:ascii="Times New Roman" w:hAnsi="Times New Roman" w:eastAsia="宋体"/>
-                <w:sz w:val="19"/>
+                <w:sz w:val="17"/>
               </w:rPr>
               <w:t>M4 预约与签到</w:t>
             </w:r>
@@ -374,13 +380,13 @@
         </w:tc>
         <w:tc>
           <w:tcPr>
-            <w:tcW w:type="dxa" w:w="2161"/>
+            <w:tcW w:type="dxa" w:w="2493"/>
           </w:tcPr>
           <w:p>
             <w:r>
               <w:rPr>
                 <w:rFonts w:ascii="Times New Roman" w:hAnsi="Times New Roman" w:eastAsia="宋体"/>
-                <w:sz w:val="19"/>
+                <w:sz w:val="17"/>
               </w:rPr>
               <w:t>B4</w:t>
             </w:r>
@@ -388,29 +394,29 @@
         </w:tc>
         <w:tc>
           <w:tcPr>
-            <w:tcW w:type="dxa" w:w="2161"/>
+            <w:tcW w:type="dxa" w:w="2493"/>
           </w:tcPr>
           <w:p>
             <w:r>
               <w:rPr>
                 <w:rFonts w:ascii="Times New Roman" w:hAnsi="Times New Roman" w:eastAsia="宋体"/>
-                <w:sz w:val="19"/>
+                <w:sz w:val="17"/>
               </w:rPr>
-              <w:t>约课校验、预约/取消、扫码签到、前台代签、爽约判定</w:t>
+              <w:t>约课校验、自愿选课与退课、预约/取消、**二维码扫码签到（凭据+门店核销）**、前台代签、爽约判定、**课程报名名单**</w:t>
             </w:r>
           </w:p>
         </w:tc>
         <w:tc>
           <w:tcPr>
-            <w:tcW w:type="dxa" w:w="2161"/>
+            <w:tcW w:type="dxa" w:w="2493"/>
           </w:tcPr>
           <w:p>
             <w:r>
               <w:rPr>
                 <w:rFonts w:ascii="Times New Roman" w:hAnsi="Times New Roman" w:eastAsia="宋体"/>
-                <w:sz w:val="19"/>
+                <w:sz w:val="17"/>
               </w:rPr>
-              <w:t>REQ-B4-001~005</w:t>
+              <w:t>REQ-B4-001~008</w:t>
             </w:r>
           </w:p>
         </w:tc>
@@ -418,13 +424,13 @@
       <w:tr>
         <w:tc>
           <w:tcPr>
-            <w:tcW w:type="dxa" w:w="2161"/>
+            <w:tcW w:type="dxa" w:w="2493"/>
           </w:tcPr>
           <w:p>
             <w:r>
               <w:rPr>
                 <w:rFonts w:ascii="Times New Roman" w:hAnsi="Times New Roman" w:eastAsia="宋体"/>
-                <w:sz w:val="19"/>
+                <w:sz w:val="17"/>
               </w:rPr>
               <w:t>M5 收费与财务</w:t>
             </w:r>
@@ -432,13 +438,13 @@
         </w:tc>
         <w:tc>
           <w:tcPr>
-            <w:tcW w:type="dxa" w:w="2161"/>
+            <w:tcW w:type="dxa" w:w="2493"/>
           </w:tcPr>
           <w:p>
             <w:r>
               <w:rPr>
                 <w:rFonts w:ascii="Times New Roman" w:hAnsi="Times New Roman" w:eastAsia="宋体"/>
-                <w:sz w:val="19"/>
+                <w:sz w:val="17"/>
               </w:rPr>
               <w:t>B5</w:t>
             </w:r>
@@ -446,13 +452,13 @@
         </w:tc>
         <w:tc>
           <w:tcPr>
-            <w:tcW w:type="dxa" w:w="2161"/>
+            <w:tcW w:type="dxa" w:w="2493"/>
           </w:tcPr>
           <w:p>
             <w:r>
               <w:rPr>
                 <w:rFonts w:ascii="Times New Roman" w:hAnsi="Times New Roman" w:eastAsia="宋体"/>
-                <w:sz w:val="19"/>
+                <w:sz w:val="17"/>
               </w:rPr>
               <w:t>订单/支付、续费、课包核销、提成核算、对账、续费提醒</w:t>
             </w:r>
@@ -460,13 +466,13 @@
         </w:tc>
         <w:tc>
           <w:tcPr>
-            <w:tcW w:type="dxa" w:w="2161"/>
+            <w:tcW w:type="dxa" w:w="2493"/>
           </w:tcPr>
           <w:p>
             <w:r>
               <w:rPr>
                 <w:rFonts w:ascii="Times New Roman" w:hAnsi="Times New Roman" w:eastAsia="宋体"/>
-                <w:sz w:val="19"/>
+                <w:sz w:val="17"/>
               </w:rPr>
               <w:t>REQ-B5-001~006</w:t>
             </w:r>
@@ -476,13 +482,13 @@
       <w:tr>
         <w:tc>
           <w:tcPr>
-            <w:tcW w:type="dxa" w:w="2161"/>
+            <w:tcW w:type="dxa" w:w="2493"/>
           </w:tcPr>
           <w:p>
             <w:r>
               <w:rPr>
                 <w:rFonts w:ascii="Times New Roman" w:hAnsi="Times New Roman" w:eastAsia="宋体"/>
-                <w:sz w:val="19"/>
+                <w:sz w:val="17"/>
               </w:rPr>
               <w:t>M6 器材与场地</w:t>
             </w:r>
@@ -490,13 +496,13 @@
         </w:tc>
         <w:tc>
           <w:tcPr>
-            <w:tcW w:type="dxa" w:w="2161"/>
+            <w:tcW w:type="dxa" w:w="2493"/>
           </w:tcPr>
           <w:p>
             <w:r>
               <w:rPr>
                 <w:rFonts w:ascii="Times New Roman" w:hAnsi="Times New Roman" w:eastAsia="宋体"/>
-                <w:sz w:val="19"/>
+                <w:sz w:val="17"/>
               </w:rPr>
               <w:t>B6</w:t>
             </w:r>
@@ -504,29 +510,29 @@
         </w:tc>
         <w:tc>
           <w:tcPr>
-            <w:tcW w:type="dxa" w:w="2161"/>
+            <w:tcW w:type="dxa" w:w="2493"/>
           </w:tcPr>
           <w:p>
             <w:r>
               <w:rPr>
                 <w:rFonts w:ascii="Times New Roman" w:hAnsi="Times New Roman" w:eastAsia="宋体"/>
-                <w:sz w:val="19"/>
+                <w:sz w:val="17"/>
               </w:rPr>
-              <w:t>器材台账、状态变更、场地占用、报修工单</w:t>
+              <w:t>器材台账、状态变更、报修工单；**场馆档案（4 私有 + 1 公共）、场地预约（会员自助/门店代约）、时段冲突校验、会籍差异化、取消预约**</w:t>
             </w:r>
           </w:p>
         </w:tc>
         <w:tc>
           <w:tcPr>
-            <w:tcW w:type="dxa" w:w="2161"/>
+            <w:tcW w:type="dxa" w:w="2493"/>
           </w:tcPr>
           <w:p>
             <w:r>
               <w:rPr>
                 <w:rFonts w:ascii="Times New Roman" w:hAnsi="Times New Roman" w:eastAsia="宋体"/>
-                <w:sz w:val="19"/>
+                <w:sz w:val="17"/>
               </w:rPr>
-              <w:t>REQ-B6-001</w:t>
+              <w:t>REQ-B6-001~006</w:t>
             </w:r>
           </w:p>
         </w:tc>
@@ -534,13 +540,13 @@
       <w:tr>
         <w:tc>
           <w:tcPr>
-            <w:tcW w:type="dxa" w:w="2161"/>
+            <w:tcW w:type="dxa" w:w="2493"/>
           </w:tcPr>
           <w:p>
             <w:r>
               <w:rPr>
                 <w:rFonts w:ascii="Times New Roman" w:hAnsi="Times New Roman" w:eastAsia="宋体"/>
-                <w:sz w:val="19"/>
+                <w:sz w:val="17"/>
               </w:rPr>
               <w:t>M7 体测与数据</w:t>
             </w:r>
@@ -548,13 +554,13 @@
         </w:tc>
         <w:tc>
           <w:tcPr>
-            <w:tcW w:type="dxa" w:w="2161"/>
+            <w:tcW w:type="dxa" w:w="2493"/>
           </w:tcPr>
           <w:p>
             <w:r>
               <w:rPr>
                 <w:rFonts w:ascii="Times New Roman" w:hAnsi="Times New Roman" w:eastAsia="宋体"/>
-                <w:sz w:val="19"/>
+                <w:sz w:val="17"/>
               </w:rPr>
               <w:t>B7</w:t>
             </w:r>
@@ -562,13 +568,13 @@
         </w:tc>
         <w:tc>
           <w:tcPr>
-            <w:tcW w:type="dxa" w:w="2161"/>
+            <w:tcW w:type="dxa" w:w="2493"/>
           </w:tcPr>
           <w:p>
             <w:r>
               <w:rPr>
                 <w:rFonts w:ascii="Times New Roman" w:hAnsi="Times New Roman" w:eastAsia="宋体"/>
-                <w:sz w:val="19"/>
+                <w:sz w:val="17"/>
               </w:rPr>
               <w:t>体测录入、运动档案、历史对比</w:t>
             </w:r>
@@ -576,13 +582,13 @@
         </w:tc>
         <w:tc>
           <w:tcPr>
-            <w:tcW w:type="dxa" w:w="2161"/>
+            <w:tcW w:type="dxa" w:w="2493"/>
           </w:tcPr>
           <w:p>
             <w:r>
               <w:rPr>
                 <w:rFonts w:ascii="Times New Roman" w:hAnsi="Times New Roman" w:eastAsia="宋体"/>
-                <w:sz w:val="19"/>
+                <w:sz w:val="17"/>
               </w:rPr>
               <w:t>REQ-B7-001~002</w:t>
             </w:r>
@@ -592,13 +598,13 @@
       <w:tr>
         <w:tc>
           <w:tcPr>
-            <w:tcW w:type="dxa" w:w="2161"/>
+            <w:tcW w:type="dxa" w:w="2493"/>
           </w:tcPr>
           <w:p>
             <w:r>
               <w:rPr>
                 <w:rFonts w:ascii="Times New Roman" w:hAnsi="Times New Roman" w:eastAsia="宋体"/>
-                <w:sz w:val="19"/>
+                <w:sz w:val="17"/>
               </w:rPr>
               <w:t>M8 报表与预警</w:t>
             </w:r>
@@ -606,13 +612,13 @@
         </w:tc>
         <w:tc>
           <w:tcPr>
-            <w:tcW w:type="dxa" w:w="2161"/>
+            <w:tcW w:type="dxa" w:w="2493"/>
           </w:tcPr>
           <w:p>
             <w:r>
               <w:rPr>
                 <w:rFonts w:ascii="Times New Roman" w:hAnsi="Times New Roman" w:eastAsia="宋体"/>
-                <w:sz w:val="19"/>
+                <w:sz w:val="17"/>
               </w:rPr>
               <w:t>B8</w:t>
             </w:r>
@@ -620,13 +626,13 @@
         </w:tc>
         <w:tc>
           <w:tcPr>
-            <w:tcW w:type="dxa" w:w="2161"/>
+            <w:tcW w:type="dxa" w:w="2493"/>
           </w:tcPr>
           <w:p>
             <w:r>
               <w:rPr>
                 <w:rFonts w:ascii="Times New Roman" w:hAnsi="Times New Roman" w:eastAsia="宋体"/>
-                <w:sz w:val="19"/>
+                <w:sz w:val="17"/>
               </w:rPr>
               <w:t>经营报表、流失风险评分、爽约预测、预警任务、工单看板</w:t>
             </w:r>
@@ -634,13 +640,13 @@
         </w:tc>
         <w:tc>
           <w:tcPr>
-            <w:tcW w:type="dxa" w:w="2161"/>
+            <w:tcW w:type="dxa" w:w="2493"/>
           </w:tcPr>
           <w:p>
             <w:r>
               <w:rPr>
                 <w:rFonts w:ascii="Times New Roman" w:hAnsi="Times New Roman" w:eastAsia="宋体"/>
-                <w:sz w:val="19"/>
+                <w:sz w:val="17"/>
               </w:rPr>
               <w:t>REQ-B8-001~009</w:t>
             </w:r>
@@ -649,54 +655,8 @@
       </w:tr>
     </w:tbl>
     <w:p>
-      <w:pPr>
-        <w:jc w:val="center"/>
-      </w:pPr>
       <w:r>
-        <w:drawing>
-          <wp:inline xmlns:a="http://schemas.openxmlformats.org/drawingml/2006/main" xmlns:pic="http://schemas.openxmlformats.org/drawingml/2006/picture">
-            <wp:extent cx="5669280" cy="3150926"/>
-            <wp:docPr id="1" name="Picture 1"/>
-            <wp:cNvGraphicFramePr>
-              <a:graphicFrameLocks noChangeAspect="1"/>
-            </wp:cNvGraphicFramePr>
-            <a:graphic>
-              <a:graphicData uri="http://schemas.openxmlformats.org/drawingml/2006/picture">
-                <pic:pic>
-                  <pic:nvPicPr>
-                    <pic:cNvPr id="0" name="系统功能结构图.png"/>
-                    <pic:cNvPicPr/>
-                  </pic:nvPicPr>
-                  <pic:blipFill>
-                    <a:blip r:embed="rId9"/>
-                    <a:stretch>
-                      <a:fillRect/>
-                    </a:stretch>
-                  </pic:blipFill>
-                  <pic:spPr>
-                    <a:xfrm>
-                      <a:off x="0" y="0"/>
-                      <a:ext cx="5669280" cy="3150926"/>
-                    </a:xfrm>
-                    <a:prstGeom prst="rect"/>
-                  </pic:spPr>
-                </pic:pic>
-              </a:graphicData>
-            </a:graphic>
-          </wp:inline>
-        </w:drawing>
-      </w:r>
-    </w:p>
-    <w:p>
-      <w:pPr>
-        <w:jc w:val="center"/>
-      </w:pPr>
-      <w:r>
-        <w:rPr>
-          <w:i/>
-          <w:sz w:val="18"/>
-        </w:rPr>
-        <w:t>系统功能结构图</w:t>
+        <w:t>![系统功能结构图](系统功能结构图.png)</w:t>
       </w:r>
     </w:p>
     <w:p>
@@ -705,6 +665,22 @@
       </w:pPr>
       <w:r>
         <w:t>二、模块关系</w:t>
+      </w:r>
+    </w:p>
+    <w:p>
+      <w:pPr>
+        <w:ind w:left="420"/>
+      </w:pPr>
+      <w:r>
+        <w:t>• M3 → M4：教练与排课为签到核销提供归属关系（教练只能核销本人课程）。</w:t>
+      </w:r>
+    </w:p>
+    <w:p>
+      <w:pPr>
+        <w:ind w:left="420"/>
+      </w:pPr>
+      <w:r>
+        <w:t>• M6 → M4：场地与课程同为可占用的时段资源，冲突校验复用同一思路（R3）。</w:t>
       </w:r>
     </w:p>
     <w:p>
@@ -760,7 +736,16 @@
         <w:ind w:left="420"/>
       </w:pPr>
       <w:r>
-        <w:t>• **会员端（小程序）**：注册登录、约课、扫码签到、付费、查看体测与记录、接收提醒。</w:t>
+        <w:t xml:space="preserve">• </w:t>
+      </w:r>
+      <w:r>
+        <w:rPr>
+          <w:b/>
+        </w:rPr>
+        <w:t>会员端</w:t>
+      </w:r>
+      <w:r>
+        <w:t>：注册登录、选课/退课、扫码签到（出示二维码）、场地预约、付费、查看体测与记录、接收提醒。</w:t>
       </w:r>
     </w:p>
     <w:p>
@@ -768,7 +753,16 @@
         <w:ind w:left="420"/>
       </w:pPr>
       <w:r>
-        <w:t>• **门店端（Web 管理后台）**：M1–M8 全部管理功能，按角色控制可见性。</w:t>
+        <w:t xml:space="preserve">• </w:t>
+      </w:r>
+      <w:r>
+        <w:rPr>
+          <w:b/>
+        </w:rPr>
+        <w:t>教练端</w:t>
+      </w:r>
+      <w:r>
+        <w:t>：我的课表、学员名单、核销签到（仅本人课程）。</w:t>
       </w:r>
     </w:p>
     <w:p>
@@ -776,7 +770,33 @@
         <w:ind w:left="420"/>
       </w:pPr>
       <w:r>
-        <w:t>• **服务端**：业务服务、规则引擎（R1–R10）、定时任务（评分/提醒/结算）、消息推送。</w:t>
+        <w:t xml:space="preserve">• </w:t>
+      </w:r>
+      <w:r>
+        <w:rPr>
+          <w:b/>
+        </w:rPr>
+        <w:t>门店端（Web 管理后台）</w:t>
+      </w:r>
+      <w:r>
+        <w:t>：M1–M8 全部管理功能，外加教练管理、场馆管理、场地预约管理、课程报名名单，按角色控制可见性。</w:t>
+      </w:r>
+    </w:p>
+    <w:p>
+      <w:pPr>
+        <w:ind w:left="420"/>
+      </w:pPr>
+      <w:r>
+        <w:t xml:space="preserve">• </w:t>
+      </w:r>
+      <w:r>
+        <w:rPr>
+          <w:b/>
+        </w:rPr>
+        <w:t>服务端</w:t>
+      </w:r>
+      <w:r>
+        <w:t>：业务服务、规则引擎（R1–R10）、定时任务（评分/提醒/结算）、消息推送。</w:t>
       </w:r>
     </w:p>
     <w:p>
@@ -794,7 +814,7 @@
     </w:p>
     <w:sectPr>
       <w:pgSz w:w="12240" w:h="15840"/>
-      <w:pgMar w:top="1440" w:right="1797" w:bottom="1440" w:left="1797" w:header="720" w:footer="720" w:gutter="0"/>
+      <w:pgMar w:top="1134" w:right="1134" w:bottom="1134" w:left="1134" w:header="720" w:footer="720" w:gutter="0"/>
       <w:cols w:space="720"/>
       <w:docGrid w:linePitch="360"/>
     </w:sectPr>
@@ -1166,12 +1186,12 @@
     <w:qFormat/>
     <w:rsid w:val="00FC693F"/>
     <w:pPr>
-      <w:spacing w:line="360" w:lineRule="auto"/>
+      <w:spacing w:line="324" w:lineRule="auto"/>
     </w:pPr>
     <w:rPr>
       <w:rFonts w:ascii="Times New Roman" w:hAnsi="Times New Roman" w:eastAsia="宋体"/>
       <w:b w:val="0"/>
-      <w:sz w:val="24"/>
+      <w:sz w:val="21"/>
     </w:rPr>
   </w:style>
   <w:style w:type="paragraph" w:styleId="Header">
@@ -1237,7 +1257,7 @@
       <w:b/>
       <w:bCs/>
       <w:color w:val="365F91" w:themeColor="accent1" w:themeShade="BF"/>
-      <w:sz w:val="32"/>
+      <w:sz w:val="30"/>
       <w:szCs w:val="28"/>
     </w:rPr>
   </w:style>
@@ -1261,7 +1281,7 @@
       <w:b/>
       <w:bCs/>
       <w:color w:val="4F81BD" w:themeColor="accent1"/>
-      <w:sz w:val="28"/>
+      <w:sz w:val="26"/>
       <w:szCs w:val="26"/>
     </w:rPr>
   </w:style>

--- a/04-目标系统需求分析/系统功能结构说明.docx
+++ b/04-目标系统需求分析/系统功能结构说明.docx
@@ -170,7 +170,7 @@
                 <w:rFonts w:ascii="Times New Roman" w:hAnsi="Times New Roman" w:eastAsia="宋体"/>
                 <w:sz w:val="17"/>
               </w:rPr>
-              <w:t>用户与权限、两步身份登录、按角色导航、列表分页与搜索、基础数据（字典/课程目录/器材/教练/场馆）、日志审计</w:t>
+              <w:t>用户与权限、**超级管理员账号管理（查看/重置密码/启停）**、两步身份登录、按角色导航、列表分页与搜索、基础数据（字典/课程目录/器材/教练/场馆）、日志审计、**演示排课对齐本周**</w:t>
             </w:r>
           </w:p>
         </w:tc>
@@ -184,7 +184,7 @@
                 <w:rFonts w:ascii="Times New Roman" w:hAnsi="Times New Roman" w:eastAsia="宋体"/>
                 <w:sz w:val="17"/>
               </w:rPr>
-              <w:t>REQ-M0-001~005</w:t>
+              <w:t>REQ-M0-001~011</w:t>
             </w:r>
           </w:p>
         </w:tc>
@@ -344,7 +344,7 @@
                 <w:rFonts w:ascii="Times New Roman" w:hAnsi="Times New Roman" w:eastAsia="宋体"/>
                 <w:sz w:val="17"/>
               </w:rPr>
-              <w:t>课程管理、排课（管理员/店长）、冲突检测、发布与名额、候补队列、**教练档案与教练端（课表/学员名单/核销签到）**</w:t>
+              <w:t>课程管理、排课（管理员/店长）、冲突检测、发布与名额、候补队列、**教练档案与教练端（课表/学员名单/核销签到）**、**周课表视图（会员/教练/门店三视角，列表 ⇄ 课表切换）**</w:t>
             </w:r>
           </w:p>
         </w:tc>
@@ -358,7 +358,7 @@
                 <w:rFonts w:ascii="Times New Roman" w:hAnsi="Times New Roman" w:eastAsia="宋体"/>
                 <w:sz w:val="17"/>
               </w:rPr>
-              <w:t>REQ-B3-001~006</w:t>
+              <w:t>REQ-B3-001~008</w:t>
             </w:r>
           </w:p>
         </w:tc>
@@ -518,7 +518,7 @@
                 <w:rFonts w:ascii="Times New Roman" w:hAnsi="Times New Roman" w:eastAsia="宋体"/>
                 <w:sz w:val="17"/>
               </w:rPr>
-              <w:t>器材台账、状态变更、报修工单；**场馆档案（4 私有 + 1 公共）、场地预约（会员自助/门店代约）、时段冲突校验、会籍差异化、取消预约**</w:t>
+              <w:t>器材台账、状态变更、报修工单；**场馆档案（4 私有 + 1 公共）、场地预约（会员自助/门店代约）、时段冲突校验、会籍差异化、取消预约、场馆占用周课表**</w:t>
             </w:r>
           </w:p>
         </w:tc>
@@ -532,7 +532,7 @@
                 <w:rFonts w:ascii="Times New Roman" w:hAnsi="Times New Roman" w:eastAsia="宋体"/>
                 <w:sz w:val="17"/>
               </w:rPr>
-              <w:t>REQ-B6-001~006</w:t>
+              <w:t>REQ-B6-001~007</w:t>
             </w:r>
           </w:p>
         </w:tc>
@@ -745,7 +745,16 @@
         <w:t>会员端</w:t>
       </w:r>
       <w:r>
-        <w:t>：注册登录、选课/退课、扫码签到（出示二维码）、场地预约、付费、查看体测与记录、接收提醒。</w:t>
+        <w:t>：注册登录、选课/退课、扫码签到（出示二维码）、场地预约、付费、查看体测与记录、接收提醒、</w:t>
+      </w:r>
+      <w:r>
+        <w:rPr>
+          <w:b/>
+        </w:rPr>
+        <w:t>我的周课表（本人课程 + 本人场地预约）</w:t>
+      </w:r>
+      <w:r>
+        <w:t>。</w:t>
       </w:r>
     </w:p>
     <w:p>
@@ -762,7 +771,7 @@
         <w:t>教练端</w:t>
       </w:r>
       <w:r>
-        <w:t>：我的课表、学员名单、核销签到（仅本人课程）。</w:t>
+        <w:t>：我的周课表（本人授课 + 全店场馆占用）、授课课程列表、学员名单、核销签到（仅本人课程）。</w:t>
       </w:r>
     </w:p>
     <w:p>
@@ -779,7 +788,16 @@
         <w:t>门店端（Web 管理后台）</w:t>
       </w:r>
       <w:r>
-        <w:t>：M1–M8 全部管理功能，外加教练管理、场馆管理、场地预约管理、课程报名名单，按角色控制可见性。</w:t>
+        <w:t>：M1–M8 全部管理功能，外加教练管理、场馆管理、场地预约管理、课程报名名单，</w:t>
+      </w:r>
+      <w:r>
+        <w:rPr>
+          <w:b/>
+        </w:rPr>
+        <w:t>周课表（全店课程表 + 场馆占用课表，可切换列表/课表视图）</w:t>
+      </w:r>
+      <w:r>
+        <w:t>，按角色控制可见性；超级管理员额外拥有账号管理。</w:t>
       </w:r>
     </w:p>
     <w:p>
